--- a/content-pipeline/campaign-ben-thanh/word/014_kinh-nghiem-di-cho-ben-thanh.docx
+++ b/content-pipeline/campaign-ben-thanh/word/014_kinh-nghiem-di-cho-ben-thanh.docx
@@ -157,7 +157,7 @@
           <w:color w:val="1B365D"/>
           <w:sz w:val="32"/>
         </w:rPr>
-        <w:t>1. Dẫn Nhập: Bước Vào Trái Tim Sài Gòn Với Tâm Thế Của Một Chuyên Gia</w:t>
+        <w:t>Dẫn Nhập: Bước Vào Trái Tim Sài Gòn Với Tâm Thế Của Một Chuyên Gia</w:t>
       </w:r>
     </w:p>
     <w:p>
@@ -227,7 +227,7 @@
           <w:color w:val="1B365D"/>
           <w:sz w:val="32"/>
         </w:rPr>
-        <w:t>2. Giờ Mở Cửa &amp; Khung Giờ "Vàng" Nên Ghé Thăm</w:t>
+        <w:t>Giờ Mở Cửa &amp; Khung Giờ "Vàng" Nên Ghé Thăm</w:t>
       </w:r>
     </w:p>
     <w:p>
@@ -272,7 +272,7 @@
           <w:color w:val="D97706"/>
           <w:sz w:val="26"/>
         </w:rPr>
-        <w:t>1. Phiên Chợ Lồng Ban Ngày (06:00 – 18:00)</w:t>
+        <w:t>Phiên Chợ Lồng Ban Ngày (06:00 – 18:00)</w:t>
       </w:r>
     </w:p>
     <w:p>
@@ -333,7 +333,7 @@
           <w:color w:val="D97706"/>
           <w:sz w:val="26"/>
         </w:rPr>
-        <w:t>2. Phiên Phố Chợ Đêm Ngoài Trời (18:00 – 23:30)</w:t>
+        <w:t>Phiên Phố Chợ Đêm Ngoài Trời (18:00 – 23:30)</w:t>
       </w:r>
     </w:p>
     <w:p>
@@ -406,7 +406,7 @@
           <w:color w:val="1B365D"/>
           <w:sz w:val="32"/>
         </w:rPr>
-        <w:t>3. Bản Đồ Bãi Gửi Xe An Toàn &amp; Tránh Chặt Chém Quanh Chợ</w:t>
+        <w:t>Bản Đồ Bãi Gửi Xe An Toàn &amp; Tránh Chặt Chém Quanh Chợ</w:t>
       </w:r>
     </w:p>
     <w:p>
@@ -1138,7 +1138,7 @@
           <w:color w:val="1B365D"/>
           <w:sz w:val="32"/>
         </w:rPr>
-        <w:t>4. Kinh Nghiệm Đổi Ngoại Tệ: Phố Tiệm Vàng Cửa Tây (Hà Tâm &amp; Mai Vân)</w:t>
+        <w:t>Kinh Nghiệm Đổi Ngoại Tệ: Phố Tiệm Vàng Cửa Tây (Hà Tâm &amp; Mai Vân)</w:t>
       </w:r>
     </w:p>
     <w:p>
@@ -1166,7 +1166,7 @@
           <w:color w:val="D97706"/>
           <w:sz w:val="26"/>
         </w:rPr>
-        <w:t>1. Hai địa chỉ vàng được tín nhiệm:</w:t>
+        <w:t>Hai địa chỉ vàng được tín nhiệm:</w:t>
       </w:r>
     </w:p>
     <w:p>
@@ -1227,7 +1227,7 @@
           <w:color w:val="D97706"/>
           <w:sz w:val="26"/>
         </w:rPr>
-        <w:t>2. Nguyên tắc sống còn khi đổi tiền:</w:t>
+        <w:t>Nguyên tắc sống còn khi đổi tiền:</w:t>
       </w:r>
     </w:p>
     <w:p>
@@ -1323,7 +1323,7 @@
           <w:color w:val="1B365D"/>
           <w:sz w:val="32"/>
         </w:rPr>
-        <w:t>5. Cẩm Nang Mua Sắm &amp; Nghệ Thuật Trả Giá Văn Minh</w:t>
+        <w:t>Cẩm Nang Mua Sắm &amp; Nghệ Thuật Trả Giá Văn Minh</w:t>
       </w:r>
     </w:p>
     <w:p>
@@ -1351,7 +1351,7 @@
           <w:color w:val="D97706"/>
           <w:sz w:val="26"/>
         </w:rPr>
-        <w:t>1. Nguyên Tắc "Bỏ Túi" Khi Mặc Cả</w:t>
+        <w:t>Nguyên Tắc "Bỏ Túi" Khi Mặc Cả</w:t>
       </w:r>
     </w:p>
     <w:p>
@@ -1475,7 +1475,7 @@
           <w:color w:val="D97706"/>
           <w:sz w:val="26"/>
         </w:rPr>
-        <w:t>2. Danh Sách Các Mặt Hàng Nên &amp; Không Nên Mua Tại Chợ:</w:t>
+        <w:t>Danh Sách Các Mặt Hàng Nên &amp; Không Nên Mua Tại Chợ:</w:t>
       </w:r>
     </w:p>
     <w:p>
@@ -1548,7 +1548,7 @@
           <w:color w:val="1B365D"/>
           <w:sz w:val="32"/>
         </w:rPr>
-        <w:t>6. Cảnh Báo An Ninh: 5 Cạm Bẫy Phổ Biến &amp; Cách Phòng Tránh</w:t>
+        <w:t>Cảnh Báo An Ninh: 5 Cạm Bẫy Phổ Biến &amp; Cách Phòng Tránh</w:t>
       </w:r>
     </w:p>
     <w:p>
@@ -1731,7 +1731,7 @@
           <w:color w:val="1B365D"/>
           <w:sz w:val="32"/>
         </w:rPr>
-        <w:t>7. Cẩm Nang Ăn Uống &amp; Vệ Sinh Cá Nhân</w:t>
+        <w:t>Cẩm Nang Ăn Uống &amp; Vệ Sinh Cá Nhân</w:t>
       </w:r>
     </w:p>
     <w:p>
@@ -1827,7 +1827,7 @@
           <w:color w:val="1B365D"/>
           <w:sz w:val="32"/>
         </w:rPr>
-        <w:t>8. Lời Kết: Khám Phá Chợ Bến Thành Bằng Sự Tinh Tế</w:t>
+        <w:t>Lời Kết: Khám Phá Chợ Bến Thành Bằng Sự Tinh Tế</w:t>
       </w:r>
     </w:p>
     <w:p>

--- a/content-pipeline/campaign-ben-thanh/word/014_kinh-nghiem-di-cho-ben-thanh.docx
+++ b/content-pipeline/campaign-ben-thanh/word/014_kinh-nghiem-di-cho-ben-thanh.docx
@@ -13,7 +13,7 @@
           <w:color w:val="1B365D"/>
           <w:sz w:val="42"/>
         </w:rPr>
-        <w:t>Kinh Nghiệm Đi Chợ Bến Thành Toàn Tập 2026: Cẩm Nang Thực Địa Sống Còn Từ A-Z</w:t>
+        <w:t>Kinh Nghiệm Đi Chợ Bến Thành Toàn Tập 2026: Cẩm Nang Thực Địa Sống Còn Toàn Tập</w:t>
       </w:r>
     </w:p>
     <w:tbl>
@@ -157,7 +157,7 @@
           <w:color w:val="1B365D"/>
           <w:sz w:val="32"/>
         </w:rPr>
-        <w:t>Dẫn Nhập: Bước Vào Trái Tim Sài Gòn Với Tâm Thế Của Một Chuyên Gia</w:t>
+        <w:t>Bước Vào Trái Tim Sài Gòn Với Tâm Thế Của Một Chuyên Gia</w:t>
       </w:r>
     </w:p>
     <w:p>
@@ -1754,7 +1754,7 @@
           <w:color w:val="1E293B"/>
           <w:sz w:val="20"/>
         </w:rPr>
-        <w:t xml:space="preserve"> Bún riêu Cửa Đông (55.000 VNĐ), gỏi cuốn tôm thịt (15.000 VNĐ/cuốn), bánh bèo Huế thập cẩm (45.000 VNĐ), chè Ba Mười (35.000 – 40.000 VNĐ).</w:t>
+        <w:t xml:space="preserve"> Bún riêu Cửa Đông (55.000 VNĐ), gỏi cuốn tôm thịt (15.000 VNĐ/cuốn), bánh bèo Huế thập cẩm (45.000 VNĐ), chè Bé (sạp 1119) (35.000 – 40.000 VNĐ).</w:t>
       </w:r>
     </w:p>
     <w:p>

--- a/content-pipeline/campaign-ben-thanh/word/014_kinh-nghiem-di-cho-ben-thanh.docx
+++ b/content-pipeline/campaign-ben-thanh/word/014_kinh-nghiem-di-cho-ben-thanh.docx
@@ -1817,6 +1817,63 @@
     </w:p>
     <w:p>
       <w:pPr>
+        <w:spacing w:before="120" w:after="120"/>
+        <w:jc w:val="center"/>
+      </w:pPr>
+      <w:r>
+        <w:rPr>
+          <w:color w:val="CBD5E1"/>
+        </w:rPr>
+        <w:t>―――――――――――――――――――――――――――――――――――――――――――――</w:t>
+      </w:r>
+    </w:p>
+    <w:p>
+      <w:pPr>
+        <w:keepNext/>
+        <w:spacing w:before="320" w:after="120" w:line="276" w:lineRule="auto"/>
+      </w:pPr>
+      <w:r>
+        <w:rPr>
+          <w:rFonts w:ascii="Calibri" w:hAnsi="Calibri"/>
+          <w:b/>
+          <w:color w:val="1B365D"/>
+          <w:sz w:val="32"/>
+        </w:rPr>
+        <w:t>🗺️ Liên Kết Hành Trình &amp; Điểm Đến Lân Cận</w:t>
+      </w:r>
+    </w:p>
+    <w:p>
+      <w:pPr>
+        <w:spacing w:before="40" w:after="120" w:line="276" w:lineRule="auto"/>
+      </w:pPr>
+      <w:r>
+        <w:rPr>
+          <w:rFonts w:ascii="Calibri" w:hAnsi="Calibri"/>
+          <w:color w:val="1E293B"/>
+          <w:sz w:val="21"/>
+        </w:rPr>
+        <w:t>Để tối ưu hành trình khám phá khu vực trung tâm Bến Thành, mời bạn tham khảo thêm các cẩm nang chuyên sâu liên quan:</w:t>
+      </w:r>
+      <w:r>
+        <w:rPr>
+          <w:rFonts w:ascii="Calibri" w:hAnsi="Calibri"/>
+          <w:color w:val="1E293B"/>
+          <w:sz w:val="21"/>
+        </w:rPr>
+        <w:br/>
+        <w:t>- Chợ Bến Thành có gì chơi: khám phá danh sách các mặt hàng đặc sắc trong bài chợ Bến Thành có gì chơi.</w:t>
+        <w:br/>
+        <w:t>- Đi từ sân bay về Bến Thành: lựa chọn phương tiện từ phi trường về chợ theo bài đi từ sân bay Tân Sơn Nhất về Bến Thành.</w:t>
+        <w:br/>
+        <w:t>- Bãi gửi xe quanh chợ Bến Thành: tìm điểm gửi xe máy và ô tô thuận tiện qua cẩm nang bãi gửi xe quanh chợ Bến Thành.</w:t>
+        <w:br/>
+        <w:t>- Đổi ngoại tệ chợ Bến Thành Hà Tâm: đổi tiền với tỷ giá cạnh tranh tại tiệm vàng trong bài đổi ngoại tệ chợ Bến Thành Hà Tâm.</w:t>
+        <w:br/>
+        <w:t>- Cảnh báo lừa đảo chặt chém: bảo vệ tài sản và tránh bị ép giá cùng cẩm nang cảnh báo lừa đảo chặt chém tại chợ Bến Thành.</w:t>
+      </w:r>
+    </w:p>
+    <w:p>
+      <w:pPr>
         <w:keepNext/>
         <w:spacing w:before="320" w:after="120" w:line="276" w:lineRule="auto"/>
       </w:pPr>
